--- a/forum1.docx
+++ b/forum1.docx
@@ -9,31 +9,118 @@
         <w:rPr>
           <w:sz w:val="48"/>
           <w:szCs w:val="48"/>
-          <w:lang w:val="pt-BR"/>
         </w:rPr>
       </w:pPr>
       <w:r>
         <w:rPr>
           <w:sz w:val="48"/>
           <w:szCs w:val="48"/>
-          <w:lang w:val="pt-BR"/>
         </w:rPr>
         <w:t>CS 104 – Forum 1</w:t>
+      </w:r>
+      <w:r>
+        <w:rPr>
+          <w:sz w:val="48"/>
+          <w:szCs w:val="48"/>
+        </w:rPr>
+        <w:t xml:space="preserve"> – programming as rhetoric</w:t>
       </w:r>
     </w:p>
     <w:p>
       <w:pPr>
         <w:rPr>
-          <w:lang w:val="pt-BR"/>
+          <w:b/>
+          <w:bCs/>
         </w:rPr>
       </w:pPr>
     </w:p>
     <w:p>
-      <w:r>
-        <w:t>Read the essay and answer t</w:t>
-      </w:r>
-      <w:r>
-        <w:t>he following questions:</w:t>
+      <w:pPr>
+        <w:rPr>
+          <w:b/>
+          <w:bCs/>
+        </w:rPr>
+      </w:pPr>
+      <w:r>
+        <w:t xml:space="preserve">You should already </w:t>
+      </w:r>
+      <w:r>
+        <w:t>have</w:t>
+      </w:r>
+      <w:r>
+        <w:t xml:space="preserve"> </w:t>
+      </w:r>
+      <w:r>
+        <w:t>r</w:t>
+      </w:r>
+      <w:r>
+        <w:t>ead</w:t>
+      </w:r>
+      <w:r>
+        <w:t xml:space="preserve"> </w:t>
+      </w:r>
+      <w:r>
+        <w:t xml:space="preserve">the text </w:t>
+      </w:r>
+      <w:r>
+        <w:rPr>
+          <w:i/>
+          <w:iCs/>
+        </w:rPr>
+        <w:t xml:space="preserve">Programming as </w:t>
+      </w:r>
+      <w:r>
+        <w:rPr>
+          <w:i/>
+          <w:iCs/>
+        </w:rPr>
+        <w:t>R</w:t>
+      </w:r>
+      <w:r>
+        <w:rPr>
+          <w:i/>
+          <w:iCs/>
+        </w:rPr>
+        <w:t>hetoric</w:t>
+      </w:r>
+      <w:r>
+        <w:rPr>
+          <w:i/>
+          <w:iCs/>
+        </w:rPr>
+        <w:t xml:space="preserve"> </w:t>
+      </w:r>
+      <w:r>
+        <w:t>(</w:t>
+      </w:r>
+      <w:r>
+        <w:rPr>
+          <w:u w:val="single"/>
+        </w:rPr>
+        <w:t>https://thatdigitalstrength.substack.com/p/programming-as-rhetoric</w:t>
+      </w:r>
+      <w:r>
+        <w:t>).</w:t>
+      </w:r>
+    </w:p>
+    <w:p>
+      <w:r>
+        <w:t>In small groups, talk through the questions, annotate the paper with your group's thinking, and compare notes with another group.</w:t>
+      </w:r>
+    </w:p>
+    <w:p>
+      <w:pPr>
+        <w:rPr>
+          <w:b/>
+          <w:bCs/>
+        </w:rPr>
+      </w:pPr>
+      <w:r>
+        <w:rPr>
+          <w:b/>
+          <w:bCs/>
+        </w:rPr>
+        <w:t>Questions:</w:t>
       </w:r>
     </w:p>
     <w:p>
@@ -44,6 +131,149 @@
           <w:numId w:val="1"/>
         </w:numPr>
       </w:pPr>
+      <w:r>
+        <w:t xml:space="preserve">The article argues that programming is a form of </w:t>
+      </w:r>
+      <w:r>
+        <w:rPr>
+          <w:i/>
+          <w:iCs/>
+        </w:rPr>
+        <w:t>*</w:t>
+      </w:r>
+      <w:proofErr w:type="gramStart"/>
+      <w:r>
+        <w:rPr>
+          <w:i/>
+          <w:iCs/>
+        </w:rPr>
+        <w:t>rhetoric*</w:t>
+      </w:r>
+      <w:r>
+        <w:t xml:space="preserve"> —</w:t>
+      </w:r>
+      <w:proofErr w:type="gramEnd"/>
+      <w:r>
+        <w:t xml:space="preserve"> a persuasive, communicative act — not just a technical skill for producing working code. Before reading this, how would you have described what programming is? Has that changed?</w:t>
+      </w:r>
+    </w:p>
+    <w:p/>
+    <w:p/>
+    <w:p/>
+    <w:p>
+      <w:pPr>
+        <w:pStyle w:val="ListParagraph"/>
+        <w:numPr>
+          <w:ilvl w:val="0"/>
+          <w:numId w:val="1"/>
+        </w:numPr>
+      </w:pPr>
+      <w:r>
+        <w:t>The article describes five parts of a "rhetorical situation" for code: the problem being solved (</w:t>
+      </w:r>
+      <w:r>
+        <w:rPr>
+          <w:i/>
+          <w:iCs/>
+        </w:rPr>
+        <w:t>*exigence*</w:t>
+      </w:r>
+      <w:r>
+        <w:t xml:space="preserve">), constraints (language, hardware), </w:t>
+      </w:r>
+      <w:r>
+        <w:rPr>
+          <w:i/>
+          <w:iCs/>
+        </w:rPr>
+        <w:t>*audience*</w:t>
+      </w:r>
+      <w:r>
+        <w:t>, the programmer's role, and context. Think of a small program you've written or seen in class so far. Who is the real audience for that code — just the computer, or also other humans? How might that change how you'd write it?</w:t>
+      </w:r>
+    </w:p>
+    <w:p/>
+    <w:p/>
+    <w:p/>
+    <w:p>
+      <w:pPr>
+        <w:pStyle w:val="ListParagraph"/>
+        <w:numPr>
+          <w:ilvl w:val="0"/>
+          <w:numId w:val="1"/>
+        </w:numPr>
+      </w:pPr>
+      <w:r>
+        <w:t xml:space="preserve">Victor Norman's idea of "hospitable code" compares well-written code to a carefully prepared space that welcomes guests. What would make code feel </w:t>
+      </w:r>
+      <w:r>
+        <w:rPr>
+          <w:i/>
+          <w:iCs/>
+        </w:rPr>
+        <w:t>*hospitable*</w:t>
+      </w:r>
+      <w:r>
+        <w:t xml:space="preserve"> versus </w:t>
+      </w:r>
+      <w:r>
+        <w:rPr>
+          <w:i/>
+          <w:iCs/>
+        </w:rPr>
+        <w:t>*inhospitable*</w:t>
+      </w:r>
+      <w:r>
+        <w:t xml:space="preserve"> to someone reading it for the first time?</w:t>
+      </w:r>
+    </w:p>
+    <w:p/>
+    <w:p/>
+    <w:p/>
+    <w:p>
+      <w:pPr>
+        <w:pStyle w:val="ListParagraph"/>
+        <w:numPr>
+          <w:ilvl w:val="0"/>
+          <w:numId w:val="1"/>
+        </w:numPr>
+      </w:pPr>
+      <w:r>
+        <w:t>The article traces persuasive, rule-following procedures back through history — Vedic rituals, biblical texts like Leviticus — long before computers existed. Why might it matter, from a Christian perspective, that structured procedures aren't a modern invention?</w:t>
+      </w:r>
+    </w:p>
+    <w:p/>
+    <w:p/>
+    <w:p>
+      <w:pPr>
+        <w:ind w:left="360"/>
+      </w:pPr>
+    </w:p>
+    <w:p>
+      <w:r>
+        <w:rPr>
+          <w:b/>
+          <w:bCs/>
+        </w:rPr>
+        <w:t>Submission</w:t>
+      </w:r>
+    </w:p>
+    <w:p>
+      <w:r>
+        <w:t>Take a photo of your group's annotated discussion paper — make sure every group member's name is on it — and upload it to Moodle by the end of class.</w:t>
+      </w:r>
+    </w:p>
+    <w:p>
+      <w:r>
+        <w:rPr>
+          <w:b/>
+          <w:bCs/>
+        </w:rPr>
+        <w:t>Group Members</w:t>
+      </w:r>
+      <w:r>
+        <w:t xml:space="preserve"> (list them here):</w:t>
+      </w:r>
     </w:p>
     <w:sectPr>
       <w:pgSz w:w="12240" w:h="15840"/>
@@ -762,7 +992,6 @@
   <w:style w:type="character" w:default="1" w:styleId="DefaultParagraphFont">
     <w:name w:val="Default Paragraph Font"/>
     <w:uiPriority w:val="1"/>
-    <w:semiHidden/>
     <w:unhideWhenUsed/>
   </w:style>
   <w:style w:type="table" w:default="1" w:styleId="TableNormal">
